--- a/backend/src/test/resources/golden-corpus/01-dual-font-master/input/master.docx
+++ b/backend/src/test/resources/golden-corpus/01-dual-font-master/input/master.docx
@@ -10,4 +10,57 @@
     <w:sectPr/>
   </w:body>
 </w:document>
+</file>
+
+<file path=word/styles.xml><?xml version="1.0" encoding="utf-8"?>
+<w:styles xmlns:w="http://schemas.openxmlformats.org/wordprocessingml/2006/main">
+  <w:docDefaults>
+    <w:rPrDefault>
+      <w:rPr>
+        <w:rFonts w:ascii="Times New Roman" w:hAnsi="Times New Roman" w:eastAsia="宋体" w:cs="Times New Roman"/>
+        <w:sz w:val="21"/>
+        <w:szCs w:val="21"/>
+      </w:rPr>
+    </w:rPrDefault>
+    <w:pPrDefault>
+      <w:pPr/>
+    </w:pPrDefault>
+  </w:docDefaults>
+  <w:style w:type="paragraph" w:styleId="Normal" w:default="1">
+    <w:name w:val="Normal"/>
+    <w:qFormat/>
+    <w:rPr>
+      <w:rFonts w:ascii="Times New Roman" w:hAnsi="Times New Roman" w:eastAsia="宋体"/>
+      <w:sz w:val="21"/>
+    </w:rPr>
+  </w:style>
+  <w:style w:type="paragraph" w:styleId="ClauseBody">
+    <w:name w:val="Clause Body"/>
+    <w:basedOn w:val="Normal"/>
+    <w:qFormat/>
+    <w:rPr>
+      <w:rFonts w:ascii="KaiTi" w:hAnsi="KaiTi" w:eastAsia="仿宋"/>
+      <w:sz w:val="21"/>
+    </w:rPr>
+  </w:style>
+</w:styles>
+</file>
+
+<file path=word/theme/theme1.xml><?xml version="1.0" encoding="utf-8"?>
+<a:theme xmlns:a="http://schemas.openxmlformats.org/drawingml/2006/main">
+  <a:themeElements>
+    <a:fontScheme name="Office">
+      <a:majorFont>
+        <a:latin typeface="Times New Roman"/>
+        <a:ea typeface="黑体"/>
+        <a:cs typeface="Times New Roman"/>
+      </a:majorFont>
+      <a:minorFont>
+        <a:latin typeface="Times New Roman"/>
+        <a:ea typeface="宋体"/>
+        <a:cs typeface="Times New Roman"/>
+      </a:minorFont>
+    </a:fontScheme>
+  </a:themeElements>
+</a:theme>
 </file>